--- a/Terraform/Terraform task-2.docx
+++ b/Terraform/Terraform task-2.docx
@@ -825,19 +825,7 @@
           <w:szCs w:val="28"/>
           <w:shd w:val="clear" w:color="auto" w:fill="F8F8F8"/>
         </w:rPr>
-        <w:t>:</w:t>
-      </w:r>
-      <w:r>
-        <w:rPr>
-          <w:rFonts w:ascii="Arial" w:hAnsi="Arial" w:cs="Arial"/>
-          <w:b/>
-          <w:bCs/>
-          <w:color w:val="1D1C1D"/>
-          <w:sz w:val="28"/>
-          <w:szCs w:val="28"/>
-          <w:shd w:val="clear" w:color="auto" w:fill="F8F8F8"/>
-        </w:rPr>
-        <w:t xml:space="preserve"> It will create the file without destroying old file. </w:t>
+        <w:t xml:space="preserve">: It will create the file without destroying old file. </w:t>
       </w:r>
     </w:p>
     <w:p>
@@ -3558,20 +3546,24 @@
           <w:b/>
           <w:bCs/>
           <w:color w:val="1D1C1D"/>
-          <w:shd w:val="clear" w:color="auto" w:fill="FFFFFF"/>
-        </w:rPr>
-      </w:pPr>
-      <w:r>
-        <w:rPr>
-          <w:rFonts w:asciiTheme="minorBidi" w:hAnsiTheme="minorBidi"/>
-          <w:b/>
-          <w:bCs/>
-          <w:color w:val="1D1C1D"/>
+          <w:u w:val="single"/>
+          <w:shd w:val="clear" w:color="auto" w:fill="FFFFFF"/>
+        </w:rPr>
+      </w:pPr>
+      <w:bookmarkStart w:id="0" w:name="_GoBack"/>
+      <w:r>
+        <w:rPr>
+          <w:rFonts w:asciiTheme="minorBidi" w:hAnsiTheme="minorBidi"/>
+          <w:b/>
+          <w:bCs/>
+          <w:color w:val="1D1C1D"/>
+          <w:u w:val="single"/>
           <w:shd w:val="clear" w:color="auto" w:fill="FFFFFF"/>
         </w:rPr>
         <w:t>Main.tf:</w:t>
       </w:r>
     </w:p>
+    <w:bookmarkEnd w:id="0"/>
     <w:p>
       <w:pPr>
         <w:ind w:left="0"/>
@@ -5050,7 +5042,6 @@
         <w:lang w:val="en-US"/>
       </w:rPr>
     </w:pPr>
-    <w:bookmarkStart w:id="0" w:name="_GoBack"/>
     <w:r>
       <w:rPr>
         <w:b/>
@@ -5061,7 +5052,6 @@
       </w:rPr>
       <w:t>Terraform task-2</w:t>
     </w:r>
-    <w:bookmarkEnd w:id="0"/>
   </w:p>
 </w:hdr>
 </file>
